--- a/facilitator-guide-dependency-map.docx
+++ b/facilitator-guide-dependency-map.docx
@@ -837,6 +837,102 @@
       </w:r>
       <w:r>
         <w:t xml:space="preserve">. Each team still plans, reviews and improves with the team-level tools.</w:t>
+      </w:r>
+    </w:p>
+    <w:p>
+      <w:pPr>
+        <w:pStyle w:val="Heading1"/>
+      </w:pPr>
+      <w:r>
+        <w:t xml:space="preserve">Recreate it in your whiteboard</w:t>
+      </w:r>
+    </w:p>
+    <w:p>
+      <w:pPr>
+        <w:pStyle w:val="Small"/>
+      </w:pPr>
+      <w:r>
+        <w:t xml:space="preserve">Paste this into your whiteboard's AI assistant (for example Miro AI or Atlassian Rovo) or a general assistant, to get an editable, native version of the board. Results vary by tool, so expect to tidy it up. For an exact copy, import the SVG as a locked background instead.</w:t>
+      </w:r>
+    </w:p>
+    <w:p>
+      <w:r>
+        <w:t xml:space="preserve">Create an editable whiteboard for “Dependency Map”, a workshop board.</w:t>
+      </w:r>
+    </w:p>
+    <w:p>
+      <w:r>
+        <w:t xml:space="preserve">Purpose: Make cross-team dependencies visible: who needs what from whom, by when, and which ones are at risk.</w:t>
+      </w:r>
+    </w:p>
+    <w:p>
+      <w:r>
+        <w:t xml:space="preserve">Layout: a wide landscape board (about 16:11). Make one frame per section below, placed as described. In each frame, add the section name as a heading, then its content as short text labels or empty fields to fill in. Leave space in each frame for sticky notes. Use the header colour given. Keep the wording as written and don't add extra content.</w:t>
+      </w:r>
+    </w:p>
+    <w:p>
+      <w:r>
+        <w:t xml:space="preserve">Key: Yellow = Work item · Blue = Dependency · Pink = At risk · Red string = link</w:t>
+      </w:r>
+    </w:p>
+    <w:p>
+      <w:r>
+        <w:t xml:space="preserve">Sections:</w:t>
+      </w:r>
+    </w:p>
+    <w:p>
+      <w:r>
+        <w:t xml:space="preserve">1. Dependency Board: top full width, about 100% wide and 65% tall; header colour blue.</w:t>
+      </w:r>
+    </w:p>
+    <w:p>
+      <w:r>
+        <w:t xml:space="preserve">   Subtitle: Place the item where it's needed · link it to who provides it</w:t>
+      </w:r>
+    </w:p>
+    <w:p>
+      <w:r>
+        <w:t xml:space="preserve">   Content: Iteration 1: · Iteration 2: · Iteration 3: · Iteration 4: · Iteration 5: · Later: · Team 1 · Team 2 · Team 3 · Team 4 · Team 5 · Team 6</w:t>
+      </w:r>
+    </w:p>
+    <w:p>
+      <w:r>
+        <w:t xml:space="preserve">2. Dependency Register: bottom left, about 65% wide and 35% tall; header colour purple.</w:t>
+      </w:r>
+    </w:p>
+    <w:p>
+      <w:r>
+        <w:t xml:space="preserve">   Subtitle: One row per dependency</w:t>
+      </w:r>
+    </w:p>
+    <w:p>
+      <w:r>
+        <w:t xml:space="preserve">   Content: # · Needed by: · Provided by: · What: · By when: · Status: · Owner: · Status: agreed · at risk · blocked · done</w:t>
+      </w:r>
+    </w:p>
+    <w:p>
+      <w:r>
+        <w:t xml:space="preserve">3. Reduce Dependencies: bottom right, about 35% wide and 35% tall; header colour dark green.</w:t>
+      </w:r>
+    </w:p>
+    <w:p>
+      <w:r>
+        <w:t xml:space="preserve">   Subtitle: Best dependency = no dependency</w:t>
+      </w:r>
+    </w:p>
+    <w:p>
+      <w:r>
+        <w:t xml:space="preserve">   Content: Could the team do it themselves (skills, access)? · Could we re-order the work so it's needed later? · Could a stub, mock or contract unblock us? · Does it keep happening? Change team boundaries · Top dependency to remove: · Owner:</w:t>
+      </w:r>
+    </w:p>
+    <w:p>
+      <w:r>
+        <w:t xml:space="preserve">Footer questions: “Who are we waiting on, and do they know?” “Which dependency could we remove instead of managing?”</w:t>
+      </w:r>
+    </w:p>
+    <w:p>
+      <w:r>
+        <w:t xml:space="preserve">Original board for reference: https://eparker71.github.io/agile-ways-of-working/dependency-map-board.html</w:t>
       </w:r>
     </w:p>
     <w:p>
